--- a/content/w51.docx
+++ b/content/w51.docx
@@ -342,7 +342,7 @@
       </w:r>
     </w:p>
     <w:bookmarkEnd w:id="30"/>
-    <w:bookmarkStart w:id="31" w:name="additional-resources"/>
+    <w:bookmarkStart w:id="32" w:name="additional-resources"/>
     <w:p>
       <w:pPr>
         <w:pStyle w:val="Heading4"/>
@@ -360,6 +360,41 @@
         </w:numPr>
       </w:pPr>
       <w:r>
+        <w:t xml:space="preserve">de Vries, 2024.</w:t>
+      </w:r>
+      <w:r>
+        <w:t xml:space="preserve"> </w:t>
+      </w:r>
+      <w:r>
+        <w:t xml:space="preserve">“</w:t>
+      </w:r>
+      <w:hyperlink r:id="rId31">
+        <w:r>
+          <w:rPr>
+            <w:rStyle w:val="Hyperlink"/>
+          </w:rPr>
+          <w:t xml:space="preserve">The growing energy footprint of artificial intelligence</w:t>
+        </w:r>
+      </w:hyperlink>
+      <w:r>
+        <w:t xml:space="preserve">”</w:t>
+      </w:r>
+      <w:r>
+        <w:t xml:space="preserve"> </w:t>
+      </w:r>
+      <w:r>
+        <w:t xml:space="preserve">Joule.</w:t>
+      </w:r>
+    </w:p>
+    <w:p>
+      <w:pPr>
+        <w:pStyle w:val="Compact"/>
+        <w:numPr>
+          <w:ilvl w:val="0"/>
+          <w:numId w:val="1004"/>
+        </w:numPr>
+      </w:pPr>
+      <w:r>
         <w:t xml:space="preserve">Crawford, 2022.</w:t>
       </w:r>
       <w:r>
@@ -379,8 +414,8 @@
         <w:t xml:space="preserve">Yale.</w:t>
       </w:r>
     </w:p>
-    <w:bookmarkEnd w:id="31"/>
-    <w:bookmarkStart w:id="35" w:name="submit"/>
+    <w:bookmarkEnd w:id="32"/>
+    <w:bookmarkStart w:id="36" w:name="submit"/>
     <w:p>
       <w:pPr>
         <w:pStyle w:val="Heading4"/>
@@ -442,18 +477,18 @@
                 <wp:inline>
                   <wp:extent cx="152400" cy="152400"/>
                   <wp:effectExtent b="0" l="0" r="0" t="0"/>
-                  <wp:docPr descr="" title="" id="33" name="Picture"/>
+                  <wp:docPr descr="" title="" id="34" name="Picture"/>
                   <a:graphic>
                     <a:graphicData uri="http://schemas.openxmlformats.org/drawingml/2006/picture">
                       <pic:pic>
                         <pic:nvPicPr>
-                          <pic:cNvPr descr="/opt/quarto/share/formats/docx/tip.png" id="34" name="Picture"/>
+                          <pic:cNvPr descr="/opt/quarto/share/formats/docx/tip.png" id="35" name="Picture"/>
                           <pic:cNvPicPr>
                             <a:picLocks noChangeArrowheads="1" noChangeAspect="1"/>
                           </pic:cNvPicPr>
                         </pic:nvPicPr>
                         <pic:blipFill>
-                          <a:blip r:embed="rId32"/>
+                          <a:blip r:embed="rId33"/>
                           <a:stretch>
                             <a:fillRect/>
                           </a:stretch>
@@ -578,7 +613,7 @@
         </w:tc>
       </w:tr>
     </w:tbl>
-    <w:bookmarkEnd w:id="35"/>
+    <w:bookmarkEnd w:id="36"/>
     <w:sectPr>
       <w:footnotePr>
         <w:numRestart w:val="eachSect"/>

--- a/content/w51.docx
+++ b/content/w51.docx
@@ -34,7 +34,7 @@
         <w:t xml:space="preserve">S2026</w:t>
       </w:r>
     </w:p>
-    <w:bookmarkStart w:id="20" w:name="think"/>
+    <w:bookmarkStart w:id="9" w:name="think"/>
     <w:p>
       <w:pPr>
         <w:pStyle w:val="Heading4"/>
@@ -59,8 +59,8 @@
         <w:t xml:space="preserve">How do we manage the massive energy demands of AI?</w:t>
       </w:r>
     </w:p>
-    <w:bookmarkEnd w:id="20"/>
-    <w:bookmarkStart w:id="23" w:name="read"/>
+    <w:bookmarkEnd w:id="9"/>
+    <w:bookmarkStart w:id="12" w:name="read"/>
     <w:p>
       <w:pPr>
         <w:pStyle w:val="Heading4"/>
@@ -86,7 +86,7 @@
       <w:r>
         <w:t xml:space="preserve">“</w:t>
       </w:r>
-      <w:hyperlink r:id="rId21">
+      <w:hyperlink r:id="rId10">
         <w:r>
           <w:rPr>
             <w:rStyle w:val="Hyperlink"/>
@@ -125,7 +125,7 @@
       <w:r>
         <w:t xml:space="preserve">“</w:t>
       </w:r>
-      <w:hyperlink r:id="rId22">
+      <w:hyperlink r:id="rId11">
         <w:r>
           <w:rPr>
             <w:rStyle w:val="Hyperlink"/>
@@ -147,8 +147,8 @@
         <w:t xml:space="preserve">The Bulletin of the Atomic Scientists</w:t>
       </w:r>
     </w:p>
-    <w:bookmarkEnd w:id="23"/>
-    <w:bookmarkStart w:id="30" w:name="browse"/>
+    <w:bookmarkEnd w:id="12"/>
+    <w:bookmarkStart w:id="19" w:name="browse"/>
     <w:p>
       <w:pPr>
         <w:pStyle w:val="Heading4"/>
@@ -174,7 +174,7 @@
       <w:r>
         <w:t xml:space="preserve">“</w:t>
       </w:r>
-      <w:hyperlink r:id="rId24">
+      <w:hyperlink r:id="rId13">
         <w:r>
           <w:rPr>
             <w:rStyle w:val="Hyperlink"/>
@@ -203,7 +203,7 @@
       <w:r>
         <w:t xml:space="preserve">“</w:t>
       </w:r>
-      <w:hyperlink r:id="rId25">
+      <w:hyperlink r:id="rId14">
         <w:r>
           <w:rPr>
             <w:rStyle w:val="Hyperlink"/>
@@ -232,7 +232,7 @@
       <w:r>
         <w:t xml:space="preserve">“</w:t>
       </w:r>
-      <w:hyperlink r:id="rId26">
+      <w:hyperlink r:id="rId15">
         <w:r>
           <w:rPr>
             <w:rStyle w:val="Hyperlink"/>
@@ -261,7 +261,7 @@
       <w:r>
         <w:t xml:space="preserve">“</w:t>
       </w:r>
-      <w:hyperlink r:id="rId27">
+      <w:hyperlink r:id="rId16">
         <w:r>
           <w:rPr>
             <w:rStyle w:val="Hyperlink"/>
@@ -300,7 +300,7 @@
       <w:r>
         <w:t xml:space="preserve">“</w:t>
       </w:r>
-      <w:hyperlink r:id="rId28">
+      <w:hyperlink r:id="rId17">
         <w:r>
           <w:rPr>
             <w:rStyle w:val="Hyperlink"/>
@@ -329,7 +329,7 @@
       <w:r>
         <w:t xml:space="preserve">“</w:t>
       </w:r>
-      <w:hyperlink r:id="rId29">
+      <w:hyperlink r:id="rId18">
         <w:r>
           <w:rPr>
             <w:rStyle w:val="Hyperlink"/>
@@ -341,8 +341,8 @@
         <w:t xml:space="preserve">”</w:t>
       </w:r>
     </w:p>
-    <w:bookmarkEnd w:id="30"/>
-    <w:bookmarkStart w:id="32" w:name="additional-resources"/>
+    <w:bookmarkEnd w:id="19"/>
+    <w:bookmarkStart w:id="21" w:name="additional-resources"/>
     <w:p>
       <w:pPr>
         <w:pStyle w:val="Heading4"/>
@@ -368,7 +368,7 @@
       <w:r>
         <w:t xml:space="preserve">“</w:t>
       </w:r>
-      <w:hyperlink r:id="rId31">
+      <w:hyperlink r:id="rId20">
         <w:r>
           <w:rPr>
             <w:rStyle w:val="Hyperlink"/>
@@ -414,8 +414,8 @@
         <w:t xml:space="preserve">Yale.</w:t>
       </w:r>
     </w:p>
-    <w:bookmarkEnd w:id="32"/>
-    <w:bookmarkStart w:id="36" w:name="submit"/>
+    <w:bookmarkEnd w:id="21"/>
+    <w:bookmarkStart w:id="25" w:name="submit"/>
     <w:p>
       <w:pPr>
         <w:pStyle w:val="Heading4"/>
@@ -477,18 +477,18 @@
                 <wp:inline>
                   <wp:extent cx="152400" cy="152400"/>
                   <wp:effectExtent b="0" l="0" r="0" t="0"/>
-                  <wp:docPr descr="" title="" id="34" name="Picture"/>
+                  <wp:docPr descr="" title="" id="23" name="Picture"/>
                   <a:graphic>
                     <a:graphicData uri="http://schemas.openxmlformats.org/drawingml/2006/picture">
                       <pic:pic>
                         <pic:nvPicPr>
-                          <pic:cNvPr descr="/opt/quarto/share/formats/docx/tip.png" id="35" name="Picture"/>
+                          <pic:cNvPr descr="/opt/quarto/share/formats/docx/tip.png" id="24" name="Picture"/>
                           <pic:cNvPicPr>
                             <a:picLocks noChangeArrowheads="1" noChangeAspect="1"/>
                           </pic:cNvPicPr>
                         </pic:nvPicPr>
                         <pic:blipFill>
-                          <a:blip r:embed="rId33"/>
+                          <a:blip r:embed="rId22"/>
                           <a:stretch>
                             <a:fillRect/>
                           </a:stretch>
@@ -613,7 +613,7 @@
         </w:tc>
       </w:tr>
     </w:tbl>
-    <w:bookmarkEnd w:id="36"/>
+    <w:bookmarkEnd w:id="25"/>
     <w:sectPr>
       <w:footnotePr>
         <w:numRestart w:val="eachSect"/>
@@ -856,10 +856,10 @@
   <w:docDefaults>
     <w:rPrDefault>
       <w:rPr>
-        <w:rFonts w:asciiTheme="minorHAnsi" w:cstheme="minorBidi" w:eastAsiaTheme="minorHAnsi" w:hAnsiTheme="minorHAnsi"/>
+        <w:rFonts w:asciiTheme="minorHAnsi" w:cstheme="minorBidi" w:eastAsiaTheme="minorEastAsia" w:hAnsiTheme="minorHAnsi"/>
         <w:sz w:val="24"/>
         <w:szCs w:val="24"/>
-        <w:lang w:bidi="ar-SA" w:eastAsia="en-US" w:val="en-US"/>
+        <w:lang w:bidi="ar-SA" w:eastAsia="zh-CN" w:val="en-US"/>
       </w:rPr>
     </w:rPrDefault>
     <w:pPrDefault>
@@ -1400,13 +1400,6 @@
       </w:tblCellMar>
     </w:tblPr>
     <w:tblStylePr w:type="firstRow">
-      <w:tblPr>
-        <w:jc w:val="left"/>
-        <w:tblInd w:type="dxa" w:w="0"/>
-      </w:tblPr>
-      <w:trPr>
-        <w:jc w:val="left"/>
-      </w:trPr>
       <w:tcPr>
         <w:tcBorders>
           <w:bottom w:val="single"/>
